--- a/doc/ja/zabbix_troubleshoot_manual.docx
+++ b/doc/ja/zabbix_troubleshoot_manual.docx
@@ -62,7 +62,6 @@
       <w:pPr>
         <w:jc w:val="center"/>
         <w:rPr>
-          <w:rFonts w:hint="eastAsia"/>
           <w:sz w:val="28"/>
           <w:szCs w:val="28"/>
         </w:rPr>
@@ -238,7 +237,7 @@
         <w:rPr>
           <w:rFonts w:hint="eastAsia"/>
         </w:rPr>
-        <w:t>07</w:t>
+        <w:t>28</w:t>
       </w:r>
       <w:r>
         <w:rPr>
@@ -993,9 +992,6 @@
           <w:p>
             <w:pPr>
               <w:jc w:val="center"/>
-              <w:rPr>
-                <w:rFonts w:hint="eastAsia"/>
-              </w:rPr>
             </w:pPr>
             <w:r>
               <w:rPr>
@@ -1012,9 +1008,6 @@
           <w:p>
             <w:pPr>
               <w:jc w:val="center"/>
-              <w:rPr>
-                <w:rFonts w:hint="eastAsia"/>
-              </w:rPr>
             </w:pPr>
             <w:r>
               <w:rPr>
@@ -1029,11 +1022,6 @@
             <w:tcW w:w="5040" w:type="dxa"/>
           </w:tcPr>
           <w:p>
-            <w:pPr>
-              <w:rPr>
-                <w:rFonts w:hint="eastAsia"/>
-              </w:rPr>
-            </w:pPr>
             <w:r>
               <w:rPr>
                 <w:rFonts w:hint="eastAsia"/>
@@ -1054,11 +1042,6 @@
             </w:r>
           </w:p>
           <w:p>
-            <w:pPr>
-              <w:rPr>
-                <w:rFonts w:hint="eastAsia"/>
-              </w:rPr>
-            </w:pPr>
             <w:r>
               <w:rPr>
                 <w:rFonts w:hint="eastAsia"/>
@@ -1079,11 +1062,6 @@
             </w:r>
           </w:p>
           <w:p>
-            <w:pPr>
-              <w:rPr>
-                <w:rFonts w:hint="eastAsia"/>
-              </w:rPr>
-            </w:pPr>
             <w:r>
               <w:rPr>
                 <w:rFonts w:hint="eastAsia"/>
@@ -1104,11 +1082,6 @@
             </w:r>
           </w:p>
           <w:p>
-            <w:pPr>
-              <w:rPr>
-                <w:rFonts w:hint="eastAsia"/>
-              </w:rPr>
-            </w:pPr>
             <w:r>
               <w:rPr>
                 <w:rFonts w:hint="eastAsia"/>
@@ -1117,11 +1090,6 @@
             </w:r>
           </w:p>
           <w:p>
-            <w:pPr>
-              <w:rPr>
-                <w:rFonts w:hint="eastAsia"/>
-              </w:rPr>
-            </w:pPr>
             <w:r>
               <w:rPr>
                 <w:rFonts w:hint="eastAsia"/>
@@ -1154,11 +1122,6 @@
             </w:r>
           </w:p>
           <w:p>
-            <w:pPr>
-              <w:rPr>
-                <w:rFonts w:hint="eastAsia"/>
-              </w:rPr>
-            </w:pPr>
             <w:r>
               <w:rPr>
                 <w:rFonts w:hint="eastAsia"/>
@@ -1206,9 +1169,6 @@
           <w:p>
             <w:pPr>
               <w:jc w:val="center"/>
-              <w:rPr>
-                <w:rFonts w:hint="eastAsia"/>
-              </w:rPr>
             </w:pPr>
             <w:r>
               <w:rPr>
@@ -1569,7 +1529,8 @@
           <w:bCs w:val="0"/>
           <w:caps w:val="0"/>
           <w:noProof/>
-          <w:szCs w:val="22"/>
+          <w:szCs w:val="24"/>
+          <w14:ligatures w14:val="standardContextual"/>
         </w:rPr>
       </w:pPr>
       <w:r>
@@ -1581,7 +1542,7 @@
       <w:r>
         <w:fldChar w:fldCharType="separate"/>
       </w:r>
-      <w:hyperlink w:anchor="_Toc397440262" w:history="1">
+      <w:hyperlink w:anchor="_Toc244091284" w:history="1">
         <w:r>
           <w:rPr>
             <w:rStyle w:val="ab"/>
@@ -1595,14 +1556,14 @@
             <w:bCs w:val="0"/>
             <w:caps w:val="0"/>
             <w:noProof/>
-            <w:szCs w:val="22"/>
+            <w:szCs w:val="24"/>
+            <w14:ligatures w14:val="standardContextual"/>
           </w:rPr>
           <w:tab/>
         </w:r>
         <w:r>
           <w:rPr>
             <w:rStyle w:val="ab"/>
-            <w:rFonts w:hint="eastAsia"/>
             <w:noProof/>
           </w:rPr>
           <w:t>はじめに</w:t>
@@ -1626,7 +1587,7 @@
             <w:noProof/>
             <w:webHidden/>
           </w:rPr>
-          <w:instrText xml:space="preserve"> PAGEREF _Toc397440262 \h </w:instrText>
+          <w:instrText xml:space="preserve"> PAGEREF _Toc244091284 \h </w:instrText>
         </w:r>
         <w:r>
           <w:rPr>
@@ -1669,10 +1630,11 @@
           <w:bCs w:val="0"/>
           <w:caps w:val="0"/>
           <w:noProof/>
-          <w:szCs w:val="22"/>
-        </w:rPr>
-      </w:pPr>
-      <w:hyperlink w:anchor="_Toc397440263" w:history="1">
+          <w:szCs w:val="24"/>
+          <w14:ligatures w14:val="standardContextual"/>
+        </w:rPr>
+      </w:pPr>
+      <w:hyperlink w:anchor="_Toc244091285" w:history="1">
         <w:r>
           <w:rPr>
             <w:rStyle w:val="ab"/>
@@ -1686,14 +1648,14 @@
             <w:bCs w:val="0"/>
             <w:caps w:val="0"/>
             <w:noProof/>
-            <w:szCs w:val="22"/>
+            <w:szCs w:val="24"/>
+            <w14:ligatures w14:val="standardContextual"/>
           </w:rPr>
           <w:tab/>
         </w:r>
         <w:r>
           <w:rPr>
             <w:rStyle w:val="ab"/>
-            <w:rFonts w:hint="eastAsia"/>
             <w:noProof/>
           </w:rPr>
           <w:t>障害と対応</w:t>
@@ -1717,7 +1679,7 @@
             <w:noProof/>
             <w:webHidden/>
           </w:rPr>
-          <w:instrText xml:space="preserve"> PAGEREF _Toc397440263 \h </w:instrText>
+          <w:instrText xml:space="preserve"> PAGEREF _Toc244091285 \h </w:instrText>
         </w:r>
         <w:r>
           <w:rPr>
@@ -1758,10 +1720,11 @@
         <w:rPr>
           <w:rFonts w:eastAsiaTheme="minorEastAsia" w:cstheme="minorBidi"/>
           <w:noProof/>
-          <w:szCs w:val="22"/>
-        </w:rPr>
-      </w:pPr>
-      <w:hyperlink w:anchor="_Toc397440264" w:history="1">
+          <w:szCs w:val="24"/>
+          <w14:ligatures w14:val="standardContextual"/>
+        </w:rPr>
+      </w:pPr>
+      <w:hyperlink w:anchor="_Toc244091286" w:history="1">
         <w:r>
           <w:rPr>
             <w:rStyle w:val="ab"/>
@@ -1773,7 +1736,8 @@
           <w:rPr>
             <w:rFonts w:eastAsiaTheme="minorEastAsia" w:cstheme="minorBidi"/>
             <w:noProof/>
-            <w:szCs w:val="22"/>
+            <w:szCs w:val="24"/>
+            <w14:ligatures w14:val="standardContextual"/>
           </w:rPr>
           <w:tab/>
         </w:r>
@@ -1787,7 +1751,6 @@
         <w:r>
           <w:rPr>
             <w:rStyle w:val="ab"/>
-            <w:rFonts w:hint="eastAsia"/>
             <w:noProof/>
           </w:rPr>
           <w:t>サーバの障害</w:t>
@@ -1811,7 +1774,7 @@
             <w:noProof/>
             <w:webHidden/>
           </w:rPr>
-          <w:instrText xml:space="preserve"> PAGEREF _Toc397440264 \h </w:instrText>
+          <w:instrText xml:space="preserve"> PAGEREF _Toc244091286 \h </w:instrText>
         </w:r>
         <w:r>
           <w:rPr>
@@ -1852,10 +1815,11 @@
         <w:rPr>
           <w:rFonts w:eastAsiaTheme="minorEastAsia" w:cstheme="minorBidi"/>
           <w:noProof/>
-          <w:szCs w:val="22"/>
-        </w:rPr>
-      </w:pPr>
-      <w:hyperlink w:anchor="_Toc397440265" w:history="1">
+          <w:szCs w:val="24"/>
+          <w14:ligatures w14:val="standardContextual"/>
+        </w:rPr>
+      </w:pPr>
+      <w:hyperlink w:anchor="_Toc244091287" w:history="1">
         <w:r>
           <w:rPr>
             <w:rStyle w:val="ab"/>
@@ -1867,14 +1831,14 @@
           <w:rPr>
             <w:rFonts w:eastAsiaTheme="minorEastAsia" w:cstheme="minorBidi"/>
             <w:noProof/>
-            <w:szCs w:val="22"/>
+            <w:szCs w:val="24"/>
+            <w14:ligatures w14:val="standardContextual"/>
           </w:rPr>
           <w:tab/>
         </w:r>
         <w:r>
           <w:rPr>
             <w:rStyle w:val="ab"/>
-            <w:rFonts w:hint="eastAsia"/>
             <w:noProof/>
           </w:rPr>
           <w:t>メタデータサーバの障害</w:t>
@@ -1898,7 +1862,7 @@
             <w:noProof/>
             <w:webHidden/>
           </w:rPr>
-          <w:instrText xml:space="preserve"> PAGEREF _Toc397440265 \h </w:instrText>
+          <w:instrText xml:space="preserve"> PAGEREF _Toc244091287 \h </w:instrText>
         </w:r>
         <w:r>
           <w:rPr>
@@ -1939,10 +1903,11 @@
         <w:rPr>
           <w:rFonts w:eastAsiaTheme="minorEastAsia" w:cstheme="minorBidi"/>
           <w:noProof/>
-          <w:szCs w:val="22"/>
-        </w:rPr>
-      </w:pPr>
-      <w:hyperlink w:anchor="_Toc397440266" w:history="1">
+          <w:szCs w:val="24"/>
+          <w14:ligatures w14:val="standardContextual"/>
+        </w:rPr>
+      </w:pPr>
+      <w:hyperlink w:anchor="_Toc244091288" w:history="1">
         <w:r>
           <w:rPr>
             <w:rStyle w:val="ab"/>
@@ -1954,14 +1919,14 @@
           <w:rPr>
             <w:rFonts w:eastAsiaTheme="minorEastAsia" w:cstheme="minorBidi"/>
             <w:noProof/>
-            <w:szCs w:val="22"/>
+            <w:szCs w:val="24"/>
+            <w14:ligatures w14:val="standardContextual"/>
           </w:rPr>
           <w:tab/>
         </w:r>
         <w:r>
           <w:rPr>
             <w:rStyle w:val="ab"/>
-            <w:rFonts w:hint="eastAsia"/>
             <w:noProof/>
           </w:rPr>
           <w:t>ファイルシステムノードの障害</w:t>
@@ -1985,7 +1950,7 @@
             <w:noProof/>
             <w:webHidden/>
           </w:rPr>
-          <w:instrText xml:space="preserve"> PAGEREF _Toc397440266 \h </w:instrText>
+          <w:instrText xml:space="preserve"> PAGEREF _Toc244091288 \h </w:instrText>
         </w:r>
         <w:r>
           <w:rPr>
@@ -2026,10 +1991,11 @@
         <w:rPr>
           <w:rFonts w:eastAsiaTheme="minorEastAsia" w:cstheme="minorBidi"/>
           <w:noProof/>
-          <w:szCs w:val="22"/>
-        </w:rPr>
-      </w:pPr>
-      <w:hyperlink w:anchor="_Toc397440267" w:history="1">
+          <w:szCs w:val="24"/>
+          <w14:ligatures w14:val="standardContextual"/>
+        </w:rPr>
+      </w:pPr>
+      <w:hyperlink w:anchor="_Toc244091289" w:history="1">
         <w:r>
           <w:rPr>
             <w:rStyle w:val="ab"/>
@@ -2041,14 +2007,14 @@
           <w:rPr>
             <w:rFonts w:eastAsiaTheme="minorEastAsia" w:cstheme="minorBidi"/>
             <w:noProof/>
-            <w:szCs w:val="22"/>
+            <w:szCs w:val="24"/>
+            <w14:ligatures w14:val="standardContextual"/>
           </w:rPr>
           <w:tab/>
         </w:r>
         <w:r>
           <w:rPr>
             <w:rStyle w:val="ab"/>
-            <w:rFonts w:hint="eastAsia"/>
             <w:noProof/>
           </w:rPr>
           <w:t>代表クライアントの障害</w:t>
@@ -2072,7 +2038,7 @@
             <w:noProof/>
             <w:webHidden/>
           </w:rPr>
-          <w:instrText xml:space="preserve"> PAGEREF _Toc397440267 \h </w:instrText>
+          <w:instrText xml:space="preserve"> PAGEREF _Toc244091289 \h </w:instrText>
         </w:r>
         <w:r>
           <w:rPr>
@@ -2113,10 +2079,11 @@
         <w:rPr>
           <w:rFonts w:eastAsiaTheme="minorEastAsia" w:cstheme="minorBidi"/>
           <w:noProof/>
-          <w:szCs w:val="22"/>
-        </w:rPr>
-      </w:pPr>
-      <w:hyperlink w:anchor="_Toc397440268" w:history="1">
+          <w:szCs w:val="24"/>
+          <w14:ligatures w14:val="standardContextual"/>
+        </w:rPr>
+      </w:pPr>
+      <w:hyperlink w:anchor="_Toc244091290" w:history="1">
         <w:r>
           <w:rPr>
             <w:rStyle w:val="ab"/>
@@ -2128,14 +2095,14 @@
           <w:rPr>
             <w:rFonts w:eastAsiaTheme="minorEastAsia" w:cstheme="minorBidi"/>
             <w:noProof/>
-            <w:szCs w:val="22"/>
+            <w:szCs w:val="24"/>
+            <w14:ligatures w14:val="standardContextual"/>
           </w:rPr>
           <w:tab/>
         </w:r>
         <w:r>
           <w:rPr>
             <w:rStyle w:val="ab"/>
-            <w:rFonts w:hint="eastAsia"/>
             <w:noProof/>
           </w:rPr>
           <w:t>一般クライアントの障害</w:t>
@@ -2159,7 +2126,7 @@
             <w:noProof/>
             <w:webHidden/>
           </w:rPr>
-          <w:instrText xml:space="preserve"> PAGEREF _Toc397440268 \h </w:instrText>
+          <w:instrText xml:space="preserve"> PAGEREF _Toc244091290 \h </w:instrText>
         </w:r>
         <w:r>
           <w:rPr>
@@ -2200,10 +2167,11 @@
         <w:rPr>
           <w:rFonts w:eastAsiaTheme="minorEastAsia" w:cstheme="minorBidi"/>
           <w:noProof/>
-          <w:szCs w:val="22"/>
-        </w:rPr>
-      </w:pPr>
-      <w:hyperlink w:anchor="_Toc397440269" w:history="1">
+          <w:szCs w:val="24"/>
+          <w14:ligatures w14:val="standardContextual"/>
+        </w:rPr>
+      </w:pPr>
+      <w:hyperlink w:anchor="_Toc244091291" w:history="1">
         <w:r>
           <w:rPr>
             <w:rStyle w:val="ab"/>
@@ -2215,14 +2183,14 @@
           <w:rPr>
             <w:rFonts w:eastAsiaTheme="minorEastAsia" w:cstheme="minorBidi"/>
             <w:noProof/>
-            <w:szCs w:val="22"/>
+            <w:szCs w:val="24"/>
+            <w14:ligatures w14:val="standardContextual"/>
           </w:rPr>
           <w:tab/>
         </w:r>
         <w:r>
           <w:rPr>
             <w:rStyle w:val="ab"/>
-            <w:rFonts w:hint="eastAsia"/>
             <w:noProof/>
           </w:rPr>
           <w:t>全ノード種別共通の障害</w:t>
@@ -2246,7 +2214,7 @@
             <w:noProof/>
             <w:webHidden/>
           </w:rPr>
-          <w:instrText xml:space="preserve"> PAGEREF _Toc397440269 \h </w:instrText>
+          <w:instrText xml:space="preserve"> PAGEREF _Toc244091291 \h </w:instrText>
         </w:r>
         <w:r>
           <w:rPr>
@@ -2289,10 +2257,11 @@
           <w:bCs w:val="0"/>
           <w:caps w:val="0"/>
           <w:noProof/>
-          <w:szCs w:val="22"/>
-        </w:rPr>
-      </w:pPr>
-      <w:hyperlink w:anchor="_Toc397440270" w:history="1">
+          <w:szCs w:val="24"/>
+          <w14:ligatures w14:val="standardContextual"/>
+        </w:rPr>
+      </w:pPr>
+      <w:hyperlink w:anchor="_Toc244091292" w:history="1">
         <w:r>
           <w:rPr>
             <w:rStyle w:val="ab"/>
@@ -2306,14 +2275,14 @@
             <w:bCs w:val="0"/>
             <w:caps w:val="0"/>
             <w:noProof/>
-            <w:szCs w:val="22"/>
+            <w:szCs w:val="24"/>
+            <w14:ligatures w14:val="standardContextual"/>
           </w:rPr>
           <w:tab/>
         </w:r>
         <w:r>
           <w:rPr>
             <w:rStyle w:val="ab"/>
-            <w:rFonts w:hint="eastAsia"/>
             <w:noProof/>
           </w:rPr>
           <w:t>テンプレートで定義しているマクロ</w:t>
@@ -2337,7 +2306,7 @@
             <w:noProof/>
             <w:webHidden/>
           </w:rPr>
-          <w:instrText xml:space="preserve"> PAGEREF _Toc397440270 \h </w:instrText>
+          <w:instrText xml:space="preserve"> PAGEREF _Toc244091292 \h </w:instrText>
         </w:r>
         <w:r>
           <w:rPr>
@@ -2378,10 +2347,11 @@
         <w:rPr>
           <w:rFonts w:eastAsiaTheme="minorEastAsia" w:cstheme="minorBidi"/>
           <w:noProof/>
-          <w:szCs w:val="22"/>
-        </w:rPr>
-      </w:pPr>
-      <w:hyperlink w:anchor="_Toc397440271" w:history="1">
+          <w:szCs w:val="24"/>
+          <w14:ligatures w14:val="standardContextual"/>
+        </w:rPr>
+      </w:pPr>
+      <w:hyperlink w:anchor="_Toc244091293" w:history="1">
         <w:r>
           <w:rPr>
             <w:rStyle w:val="ab"/>
@@ -2393,14 +2363,14 @@
           <w:rPr>
             <w:rFonts w:eastAsiaTheme="minorEastAsia" w:cstheme="minorBidi"/>
             <w:noProof/>
-            <w:szCs w:val="22"/>
+            <w:szCs w:val="24"/>
+            <w14:ligatures w14:val="standardContextual"/>
           </w:rPr>
           <w:tab/>
         </w:r>
         <w:r>
           <w:rPr>
             <w:rStyle w:val="ab"/>
-            <w:rFonts w:hint="eastAsia"/>
             <w:noProof/>
           </w:rPr>
           <w:t>マクロ一覧</w:t>
@@ -2424,7 +2394,7 @@
             <w:noProof/>
             <w:webHidden/>
           </w:rPr>
-          <w:instrText xml:space="preserve"> PAGEREF _Toc397440271 \h </w:instrText>
+          <w:instrText xml:space="preserve"> PAGEREF _Toc244091293 \h </w:instrText>
         </w:r>
         <w:r>
           <w:rPr>
@@ -2465,10 +2435,11 @@
         <w:rPr>
           <w:rFonts w:eastAsiaTheme="minorEastAsia" w:cstheme="minorBidi"/>
           <w:noProof/>
-          <w:szCs w:val="22"/>
-        </w:rPr>
-      </w:pPr>
-      <w:hyperlink w:anchor="_Toc397440272" w:history="1">
+          <w:szCs w:val="24"/>
+          <w14:ligatures w14:val="standardContextual"/>
+        </w:rPr>
+      </w:pPr>
+      <w:hyperlink w:anchor="_Toc244091294" w:history="1">
         <w:r>
           <w:rPr>
             <w:rStyle w:val="ab"/>
@@ -2480,14 +2451,14 @@
           <w:rPr>
             <w:rFonts w:eastAsiaTheme="minorEastAsia" w:cstheme="minorBidi"/>
             <w:noProof/>
-            <w:szCs w:val="22"/>
+            <w:szCs w:val="24"/>
+            <w14:ligatures w14:val="standardContextual"/>
           </w:rPr>
           <w:tab/>
         </w:r>
         <w:r>
           <w:rPr>
             <w:rStyle w:val="ab"/>
-            <w:rFonts w:hint="eastAsia"/>
             <w:noProof/>
           </w:rPr>
           <w:t>マクロの設定値の変更方法</w:t>
@@ -2511,7 +2482,7 @@
             <w:noProof/>
             <w:webHidden/>
           </w:rPr>
-          <w:instrText xml:space="preserve"> PAGEREF _Toc397440272 \h </w:instrText>
+          <w:instrText xml:space="preserve"> PAGEREF _Toc244091294 \h </w:instrText>
         </w:r>
         <w:r>
           <w:rPr>
@@ -2553,10 +2524,11 @@
           <w:rFonts w:eastAsiaTheme="minorEastAsia" w:cstheme="minorBidi"/>
           <w:iCs w:val="0"/>
           <w:noProof/>
-          <w:szCs w:val="22"/>
-        </w:rPr>
-      </w:pPr>
-      <w:hyperlink w:anchor="_Toc397440273" w:history="1">
+          <w:szCs w:val="24"/>
+          <w14:ligatures w14:val="standardContextual"/>
+        </w:rPr>
+      </w:pPr>
+      <w:hyperlink w:anchor="_Toc244091295" w:history="1">
         <w:r>
           <w:rPr>
             <w:rStyle w:val="ab"/>
@@ -2569,14 +2541,14 @@
             <w:rFonts w:eastAsiaTheme="minorEastAsia" w:cstheme="minorBidi"/>
             <w:iCs w:val="0"/>
             <w:noProof/>
-            <w:szCs w:val="22"/>
+            <w:szCs w:val="24"/>
+            <w14:ligatures w14:val="standardContextual"/>
           </w:rPr>
           <w:tab/>
         </w:r>
         <w:r>
           <w:rPr>
             <w:rStyle w:val="ab"/>
-            <w:rFonts w:hint="eastAsia"/>
             <w:noProof/>
           </w:rPr>
           <w:t>ホストマクロの設定方法</w:t>
@@ -2600,7 +2572,7 @@
             <w:noProof/>
             <w:webHidden/>
           </w:rPr>
-          <w:instrText xml:space="preserve"> PAGEREF _Toc397440273 \h </w:instrText>
+          <w:instrText xml:space="preserve"> PAGEREF _Toc244091295 \h </w:instrText>
         </w:r>
         <w:r>
           <w:rPr>
@@ -2642,10 +2614,11 @@
           <w:rFonts w:eastAsiaTheme="minorEastAsia" w:cstheme="minorBidi"/>
           <w:iCs w:val="0"/>
           <w:noProof/>
-          <w:szCs w:val="22"/>
-        </w:rPr>
-      </w:pPr>
-      <w:hyperlink w:anchor="_Toc397440274" w:history="1">
+          <w:szCs w:val="24"/>
+          <w14:ligatures w14:val="standardContextual"/>
+        </w:rPr>
+      </w:pPr>
+      <w:hyperlink w:anchor="_Toc244091296" w:history="1">
         <w:r>
           <w:rPr>
             <w:rStyle w:val="ab"/>
@@ -2658,14 +2631,14 @@
             <w:rFonts w:eastAsiaTheme="minorEastAsia" w:cstheme="minorBidi"/>
             <w:iCs w:val="0"/>
             <w:noProof/>
-            <w:szCs w:val="22"/>
+            <w:szCs w:val="24"/>
+            <w14:ligatures w14:val="standardContextual"/>
           </w:rPr>
           <w:tab/>
         </w:r>
         <w:r>
           <w:rPr>
             <w:rStyle w:val="ab"/>
-            <w:rFonts w:hint="eastAsia"/>
             <w:noProof/>
           </w:rPr>
           <w:t>テンプレートマクロの設定方法</w:t>
@@ -2689,7 +2662,7 @@
             <w:noProof/>
             <w:webHidden/>
           </w:rPr>
-          <w:instrText xml:space="preserve"> PAGEREF _Toc397440274 \h </w:instrText>
+          <w:instrText xml:space="preserve"> PAGEREF _Toc244091296 \h </w:instrText>
         </w:r>
         <w:r>
           <w:rPr>
@@ -2732,10 +2705,11 @@
           <w:bCs w:val="0"/>
           <w:caps w:val="0"/>
           <w:noProof/>
-          <w:szCs w:val="22"/>
-        </w:rPr>
-      </w:pPr>
-      <w:hyperlink w:anchor="_Toc397440275" w:history="1">
+          <w:szCs w:val="24"/>
+          <w14:ligatures w14:val="standardContextual"/>
+        </w:rPr>
+      </w:pPr>
+      <w:hyperlink w:anchor="_Toc244091297" w:history="1">
         <w:r>
           <w:rPr>
             <w:rStyle w:val="ab"/>
@@ -2749,14 +2723,14 @@
             <w:bCs w:val="0"/>
             <w:caps w:val="0"/>
             <w:noProof/>
-            <w:szCs w:val="22"/>
+            <w:szCs w:val="24"/>
+            <w14:ligatures w14:val="standardContextual"/>
           </w:rPr>
           <w:tab/>
         </w:r>
         <w:r>
           <w:rPr>
             <w:rStyle w:val="ab"/>
-            <w:rFonts w:hint="eastAsia"/>
             <w:noProof/>
           </w:rPr>
           <w:t>その他の注意点</w:t>
@@ -2780,7 +2754,7 @@
             <w:noProof/>
             <w:webHidden/>
           </w:rPr>
-          <w:instrText xml:space="preserve"> PAGEREF _Toc397440275 \h </w:instrText>
+          <w:instrText xml:space="preserve"> PAGEREF _Toc244091297 \h </w:instrText>
         </w:r>
         <w:r>
           <w:rPr>
@@ -2821,10 +2795,11 @@
         <w:rPr>
           <w:rFonts w:eastAsiaTheme="minorEastAsia" w:cstheme="minorBidi"/>
           <w:noProof/>
-          <w:szCs w:val="22"/>
-        </w:rPr>
-      </w:pPr>
-      <w:hyperlink w:anchor="_Toc397440276" w:history="1">
+          <w:szCs w:val="24"/>
+          <w14:ligatures w14:val="standardContextual"/>
+        </w:rPr>
+      </w:pPr>
+      <w:hyperlink w:anchor="_Toc244091298" w:history="1">
         <w:r>
           <w:rPr>
             <w:rStyle w:val="ab"/>
@@ -2836,14 +2811,14 @@
           <w:rPr>
             <w:rFonts w:eastAsiaTheme="minorEastAsia" w:cstheme="minorBidi"/>
             <w:noProof/>
-            <w:szCs w:val="22"/>
+            <w:szCs w:val="24"/>
+            <w14:ligatures w14:val="standardContextual"/>
           </w:rPr>
           <w:tab/>
         </w:r>
         <w:r>
           <w:rPr>
             <w:rStyle w:val="ab"/>
-            <w:rFonts w:hint="eastAsia"/>
             <w:noProof/>
           </w:rPr>
           <w:t>トリガーメッセージ末尾の</w:t>
@@ -2874,7 +2849,7 @@
             <w:noProof/>
             <w:webHidden/>
           </w:rPr>
-          <w:instrText xml:space="preserve"> PAGEREF _Toc397440276 \h </w:instrText>
+          <w:instrText xml:space="preserve"> PAGEREF _Toc244091298 \h </w:instrText>
         </w:r>
         <w:r>
           <w:rPr>
@@ -2940,7 +2915,7 @@
           <w:b w:val="0"/>
         </w:rPr>
       </w:pPr>
-      <w:bookmarkStart w:id="0" w:name="_Toc397440262"/>
+      <w:bookmarkStart w:id="0" w:name="_Toc244091284"/>
       <w:r>
         <w:rPr>
           <w:rFonts w:hint="eastAsia"/>
@@ -3340,7 +3315,7 @@
         </w:rPr>
       </w:pPr>
       <w:bookmarkStart w:id="1" w:name="_Ref319094309"/>
-      <w:bookmarkStart w:id="2" w:name="_Toc397440263"/>
+      <w:bookmarkStart w:id="2" w:name="_Toc244091285"/>
       <w:r>
         <w:rPr>
           <w:rFonts w:hint="eastAsia"/>
@@ -3439,7 +3414,7 @@
           <w:b w:val="0"/>
         </w:rPr>
       </w:pPr>
-      <w:bookmarkStart w:id="3" w:name="_Toc397440264"/>
+      <w:bookmarkStart w:id="3" w:name="_Toc244091286"/>
       <w:r>
         <w:rPr>
           <w:rFonts w:asciiTheme="minorHAnsi" w:hAnsiTheme="minorHAnsi"/>
@@ -3735,7 +3710,7 @@
           <w:b w:val="0"/>
         </w:rPr>
       </w:pPr>
-      <w:bookmarkStart w:id="4" w:name="_Toc397440265"/>
+      <w:bookmarkStart w:id="4" w:name="_Toc244091287"/>
       <w:r>
         <w:rPr>
           <w:rFonts w:asciiTheme="minorHAnsi" w:hAnsiTheme="minorHAnsi"/>
@@ -3880,10 +3855,7 @@
         <w:t>ホスト上で、ユーザ</w:t>
       </w:r>
       <w:r>
-        <w:rPr>
-          <w:rFonts w:hint="eastAsia"/>
-        </w:rPr>
-        <w:t>_gfmarmmd</w:t>
+        <w:t>_gfarmmd</w:t>
       </w:r>
       <w:r>
         <w:rPr>
@@ -5335,7 +5307,21 @@
           <w:rFonts w:hint="eastAsia"/>
           <w:szCs w:val="21"/>
         </w:rPr>
-        <w:t>たところ、</w:t>
+        <w:t>た</w:t>
+      </w:r>
+      <w:r>
+        <w:rPr>
+          <w:rFonts w:hint="eastAsia"/>
+          <w:szCs w:val="21"/>
+        </w:rPr>
+        <w:t>結果</w:t>
+      </w:r>
+      <w:r>
+        <w:rPr>
+          <w:rFonts w:hint="eastAsia"/>
+          <w:szCs w:val="21"/>
+        </w:rPr>
+        <w:t>、</w:t>
       </w:r>
       <w:r>
         <w:rPr>
@@ -5380,7 +5366,6 @@
       <w:pPr>
         <w:ind w:leftChars="2" w:left="4" w:firstLineChars="100" w:firstLine="210"/>
         <w:rPr>
-          <w:rFonts w:hint="eastAsia"/>
           <w:szCs w:val="21"/>
         </w:rPr>
       </w:pPr>
@@ -6317,7 +6302,7 @@
           <w:b w:val="0"/>
         </w:rPr>
       </w:pPr>
-      <w:bookmarkStart w:id="5" w:name="_Toc397440266"/>
+      <w:bookmarkStart w:id="5" w:name="_Toc244091288"/>
       <w:r>
         <w:rPr>
           <w:rFonts w:asciiTheme="minorHAnsi" w:hAnsiTheme="minorHAnsi"/>
@@ -8372,7 +8357,19 @@
         <w:rPr>
           <w:rFonts w:asciiTheme="minorHAnsi" w:hAnsiTheme="minorHAnsi" w:hint="eastAsia"/>
         </w:rPr>
-        <w:t>コマンドを実行したところ、失敗した場合にこのトリガーが上がる。</w:t>
+        <w:t>コマンドを実行した</w:t>
+      </w:r>
+      <w:r>
+        <w:rPr>
+          <w:rFonts w:asciiTheme="minorHAnsi" w:hAnsiTheme="minorHAnsi" w:hint="eastAsia"/>
+        </w:rPr>
+        <w:t>結果</w:t>
+      </w:r>
+      <w:r>
+        <w:rPr>
+          <w:rFonts w:asciiTheme="minorHAnsi" w:hAnsiTheme="minorHAnsi" w:hint="eastAsia"/>
+        </w:rPr>
+        <w:t>、失敗した場合にこのトリガーが上がる。</w:t>
       </w:r>
       <w:r>
         <w:rPr>
@@ -9269,7 +9266,7 @@
           <w:rFonts w:hint="eastAsia"/>
           <w:szCs w:val="21"/>
         </w:rPr>
-        <w:t>の「時間」欄にあるリンクを</w:t>
+        <w:t>の「時間」欄にあるリンク</w:t>
       </w:r>
       <w:r>
         <w:rPr>
@@ -10078,7 +10075,19 @@
         <w:rPr>
           <w:rFonts w:asciiTheme="minorHAnsi" w:hAnsiTheme="minorHAnsi" w:hint="eastAsia"/>
         </w:rPr>
-        <w:t>コマンドを実行を、データ破損が生じていないか確認する。</w:t>
+        <w:t>コマンドを実行</w:t>
+      </w:r>
+      <w:r>
+        <w:rPr>
+          <w:rFonts w:asciiTheme="minorHAnsi" w:hAnsiTheme="minorHAnsi" w:hint="eastAsia"/>
+        </w:rPr>
+        <w:t>して</w:t>
+      </w:r>
+      <w:r>
+        <w:rPr>
+          <w:rFonts w:asciiTheme="minorHAnsi" w:hAnsiTheme="minorHAnsi" w:hint="eastAsia"/>
+        </w:rPr>
+        <w:t>、データ破損が生じていないか確認する。</w:t>
       </w:r>
     </w:p>
     <w:p>
@@ -10101,7 +10110,7 @@
           <w:b w:val="0"/>
         </w:rPr>
       </w:pPr>
-      <w:bookmarkStart w:id="6" w:name="_Toc397440267"/>
+      <w:bookmarkStart w:id="6" w:name="_Toc244091289"/>
       <w:r>
         <w:rPr>
           <w:rFonts w:asciiTheme="minorHAnsi" w:hAnsiTheme="minorHAnsi"/>
@@ -11186,7 +11195,7 @@
           <w:b w:val="0"/>
         </w:rPr>
       </w:pPr>
-      <w:bookmarkStart w:id="7" w:name="_Toc397440268"/>
+      <w:bookmarkStart w:id="7" w:name="_Toc244091290"/>
       <w:r>
         <w:rPr>
           <w:rFonts w:asciiTheme="minorHAnsi" w:hAnsiTheme="minorHAnsi"/>
@@ -11386,7 +11395,21 @@
           <w:rFonts w:asciiTheme="minorHAnsi" w:hAnsiTheme="minorHAnsi" w:hint="eastAsia"/>
           <w:szCs w:val="21"/>
         </w:rPr>
-        <w:t>コマンドを実行したところ、認証</w:t>
+        <w:t>コマンドを実行した</w:t>
+      </w:r>
+      <w:r>
+        <w:rPr>
+          <w:rFonts w:asciiTheme="minorHAnsi" w:hAnsiTheme="minorHAnsi" w:hint="eastAsia"/>
+          <w:szCs w:val="21"/>
+        </w:rPr>
+        <w:t>結果</w:t>
+      </w:r>
+      <w:r>
+        <w:rPr>
+          <w:rFonts w:asciiTheme="minorHAnsi" w:hAnsiTheme="minorHAnsi" w:hint="eastAsia"/>
+          <w:szCs w:val="21"/>
+        </w:rPr>
+        <w:t>、認証</w:t>
       </w:r>
       <w:r>
         <w:rPr>
@@ -12444,7 +12467,7 @@
           <w:b w:val="0"/>
         </w:rPr>
       </w:pPr>
-      <w:bookmarkStart w:id="8" w:name="_Toc397440269"/>
+      <w:bookmarkStart w:id="8" w:name="_Toc244091291"/>
       <w:r>
         <w:rPr>
           <w:rFonts w:asciiTheme="minorHAnsi" w:hAnsiTheme="minorHAnsi"/>
@@ -15075,7 +15098,7 @@
         <w:rPr>
           <w:rFonts w:asciiTheme="minorHAnsi" w:hAnsiTheme="minorHAnsi" w:hint="eastAsia"/>
         </w:rPr>
-        <w:t>。</w:t>
+        <w:t>、</w:t>
       </w:r>
       <w:r>
         <w:rPr>
@@ -15364,7 +15387,7 @@
       <w:bookmarkStart w:id="9" w:name="_Ref395705908"/>
       <w:bookmarkStart w:id="10" w:name="_Ref395705914"/>
       <w:bookmarkStart w:id="11" w:name="_Toc395713060"/>
-      <w:bookmarkStart w:id="12" w:name="_Toc397440270"/>
+      <w:bookmarkStart w:id="12" w:name="_Toc244091292"/>
       <w:r>
         <w:rPr>
           <w:rFonts w:hint="eastAsia"/>
@@ -20828,7 +20851,7 @@
         </w:rPr>
       </w:pPr>
       <w:bookmarkStart w:id="2639" w:name="_Toc395713061"/>
-      <w:bookmarkStart w:id="2640" w:name="_Toc397440271"/>
+      <w:bookmarkStart w:id="2640" w:name="_Toc244091293"/>
       <w:r>
         <w:rPr>
           <w:rFonts w:hint="eastAsia"/>
@@ -21835,7 +21858,7 @@
                 <w:szCs w:val="20"/>
                 <w:shd w:val="clear" w:color="auto" w:fill="FFFFFF"/>
               </w:rPr>
-              <w:t>この</w:t>
+              <w:t>こ</w:t>
             </w:r>
             <w:r>
               <w:rPr>
@@ -21845,7 +21868,7 @@
                 <w:szCs w:val="20"/>
                 <w:shd w:val="clear" w:color="auto" w:fill="FFFFFF"/>
               </w:rPr>
-              <w:t>この</w:t>
+              <w:t>の</w:t>
             </w:r>
             <w:r>
               <w:rPr>
@@ -22778,7 +22801,17 @@
                 <w:szCs w:val="20"/>
                 <w:shd w:val="clear" w:color="auto" w:fill="FFFFFF"/>
               </w:rPr>
-              <w:t>関し対象ノード</w:t>
+              <w:t>監視対象</w:t>
+            </w:r>
+            <w:r>
+              <w:rPr>
+                <w:rFonts w:asciiTheme="minorHAnsi" w:hAnsiTheme="minorHAnsi" w:hint="eastAsia"/>
+                <w:color w:val="000000"/>
+                <w:sz w:val="20"/>
+                <w:szCs w:val="20"/>
+                <w:shd w:val="clear" w:color="auto" w:fill="FFFFFF"/>
+              </w:rPr>
+              <w:t>ノード</w:t>
             </w:r>
             <w:r>
               <w:rPr>
@@ -23407,7 +23440,17 @@
                 <w:szCs w:val="20"/>
                 <w:shd w:val="clear" w:color="auto" w:fill="FFFFFF"/>
               </w:rPr>
-              <w:t>の空き容量率が、このこのマクロで指定したしきい値</w:t>
+              <w:t>ファイルシステム</w:t>
+            </w:r>
+            <w:r>
+              <w:rPr>
+                <w:rFonts w:asciiTheme="minorHAnsi" w:hAnsiTheme="minorHAnsi" w:hint="eastAsia"/>
+                <w:color w:val="000000"/>
+                <w:sz w:val="20"/>
+                <w:szCs w:val="20"/>
+                <w:shd w:val="clear" w:color="auto" w:fill="FFFFFF"/>
+              </w:rPr>
+              <w:t>の空き容量率が、このマクロで指定したしきい値</w:t>
             </w:r>
             <w:r>
               <w:rPr>
@@ -24300,7 +24343,7 @@
                 <w:szCs w:val="20"/>
                 <w:shd w:val="clear" w:color="auto" w:fill="FFFFFF"/>
               </w:rPr>
-              <w:t>看做される</w:t>
+              <w:t>見なされる</w:t>
             </w:r>
             <w:r>
               <w:rPr>
@@ -24851,7 +24894,17 @@
                 <w:szCs w:val="20"/>
                 <w:shd w:val="clear" w:color="auto" w:fill="FFFFFF"/>
               </w:rPr>
-              <w:t>の空き容量率が、このこのマクロで指定したしきい値</w:t>
+              <w:t>ファイルシステム</w:t>
+            </w:r>
+            <w:r>
+              <w:rPr>
+                <w:rFonts w:asciiTheme="minorHAnsi" w:hAnsiTheme="minorHAnsi" w:hint="eastAsia"/>
+                <w:color w:val="000000"/>
+                <w:sz w:val="20"/>
+                <w:szCs w:val="20"/>
+                <w:shd w:val="clear" w:color="auto" w:fill="FFFFFF"/>
+              </w:rPr>
+              <w:t>の空き容量率が、このマクロで指定したしきい値</w:t>
             </w:r>
             <w:r>
               <w:rPr>
@@ -25347,7 +25400,7 @@
         </w:rPr>
       </w:pPr>
       <w:bookmarkStart w:id="2641" w:name="_Toc395713062"/>
-      <w:bookmarkStart w:id="2642" w:name="_Toc397440272"/>
+      <w:bookmarkStart w:id="2642" w:name="_Toc244091294"/>
       <w:r>
         <w:rPr>
           <w:rFonts w:hint="eastAsia"/>
@@ -25542,7 +25595,7 @@
         </w:rPr>
       </w:pPr>
       <w:bookmarkStart w:id="2643" w:name="_Toc395713063"/>
-      <w:bookmarkStart w:id="2644" w:name="_Toc397440273"/>
+      <w:bookmarkStart w:id="2644" w:name="_Toc244091295"/>
       <w:r>
         <w:rPr>
           <w:rFonts w:hint="eastAsia"/>
@@ -25638,7 +25691,7 @@
         </w:rPr>
         <w:lastRenderedPageBreak/>
         <w:drawing>
-          <wp:inline distT="0" distB="0" distL="0" distR="0" wp14:anchorId="095B1A1F" wp14:editId="42D0B800">
+          <wp:inline distT="0" distB="0" distL="0" distR="0" wp14:anchorId="095B1A1F" wp14:editId="2659CFBD">
             <wp:extent cx="5251550" cy="3575050"/>
             <wp:effectExtent l="0" t="0" r="6350" b="6350"/>
             <wp:docPr id="10" name="図 10"/>
@@ -25952,9 +26005,6 @@
       <w:pPr>
         <w:pStyle w:val="ac"/>
         <w:jc w:val="center"/>
-        <w:rPr>
-          <w:rFonts w:hint="eastAsia"/>
-        </w:rPr>
       </w:pPr>
       <w:r>
         <w:rPr>
@@ -26107,7 +26157,7 @@
         </w:rPr>
       </w:pPr>
       <w:bookmarkStart w:id="2645" w:name="_Toc395713064"/>
-      <w:bookmarkStart w:id="2646" w:name="_Toc397440274"/>
+      <w:bookmarkStart w:id="2646" w:name="_Toc244091296"/>
       <w:r>
         <w:rPr>
           <w:rFonts w:hint="eastAsia"/>
@@ -26217,7 +26267,7 @@
         </w:rPr>
         <w:lastRenderedPageBreak/>
         <w:drawing>
-          <wp:inline distT="0" distB="0" distL="0" distR="0" wp14:anchorId="6843987A" wp14:editId="088C8126">
+          <wp:inline distT="0" distB="0" distL="0" distR="0" wp14:anchorId="6843987A" wp14:editId="7F1A130D">
             <wp:extent cx="5441973" cy="2349500"/>
             <wp:effectExtent l="0" t="0" r="6350" b="0"/>
             <wp:docPr id="65" name="図 65"/>
@@ -26694,7 +26744,7 @@
           <w:numId w:val="2"/>
         </w:numPr>
       </w:pPr>
-      <w:bookmarkStart w:id="2647" w:name="_Toc397440275"/>
+      <w:bookmarkStart w:id="2647" w:name="_Toc244091297"/>
       <w:r>
         <w:rPr>
           <w:rFonts w:hint="eastAsia"/>
@@ -26764,7 +26814,7 @@
           <w:numId w:val="2"/>
         </w:numPr>
       </w:pPr>
-      <w:bookmarkStart w:id="2648" w:name="_Toc397440276"/>
+      <w:bookmarkStart w:id="2648" w:name="_Toc244091298"/>
       <w:r>
         <w:rPr>
           <w:rFonts w:hint="eastAsia"/>
@@ -26975,9 +27025,6 @@
     <w:p>
       <w:pPr>
         <w:ind w:firstLineChars="100" w:firstLine="210"/>
-        <w:rPr>
-          <w:rFonts w:hint="eastAsia"/>
-        </w:rPr>
       </w:pPr>
       <w:r>
         <w:rPr>
@@ -27048,9 +27095,6 @@
     <w:p>
       <w:pPr>
         <w:ind w:firstLineChars="100" w:firstLine="210"/>
-        <w:rPr>
-          <w:rFonts w:hint="eastAsia"/>
-        </w:rPr>
       </w:pPr>
       <w:r>
         <w:rPr>
